--- a/Zhengqi_cv.docx
+++ b/Zhengqi_cv.docx
@@ -1654,7 +1654,7 @@
           <w:szCs w:val="20"/>
           <w:lang w:val="en-US"/>
         </w:rPr>
-        <w:t>Anthropic</w:t>
+        <w:t>University of Michigan, Department of ECE</w:t>
       </w:r>
       <w:r>
         <w:rPr>
@@ -1672,7 +1672,16 @@
           <w:szCs w:val="20"/>
           <w:lang w:val="en-US"/>
         </w:rPr>
-        <w:t>San Francisco, USA</w:t>
+        <w:t>Ann Arbor</w:t>
+      </w:r>
+      <w:r>
+        <w:rPr>
+          <w:rFonts w:ascii="Times New Roman" w:hAnsi="Times New Roman"/>
+          <w:sz w:val="20"/>
+          <w:szCs w:val="20"/>
+          <w:lang w:val="en-US"/>
+        </w:rPr>
+        <w:t>, USA</w:t>
       </w:r>
     </w:p>
     <w:p>
@@ -1697,7 +1706,7 @@
           <w:szCs w:val="20"/>
           <w:lang w:val="en-US" w:eastAsia="zh-CN"/>
         </w:rPr>
-        <w:t>STEM Fello</w:t>
+        <w:t>Assistant Professor</w:t>
       </w:r>
       <w:r>
         <w:rPr>
@@ -1708,7 +1717,7 @@
           <w:szCs w:val="20"/>
           <w:lang w:val="en-US" w:eastAsia="zh-CN"/>
         </w:rPr>
-        <w:t>w</w:t>
+        <w:t>, offer received and deferred</w:t>
       </w:r>
       <w:r>
         <w:rPr>
@@ -1726,7 +1735,7 @@
           <w:szCs w:val="20"/>
           <w:lang w:val="en-US" w:eastAsia="zh-CN"/>
         </w:rPr>
-        <w:t>July</w:t>
+        <w:t>Sep</w:t>
       </w:r>
       <w:r>
         <w:rPr>
@@ -1753,25 +1762,52 @@
           <w:szCs w:val="20"/>
           <w:lang w:val="en-US"/>
         </w:rPr>
-        <w:t>26</w:t>
-      </w:r>
-      <w:r>
-        <w:rPr>
-          <w:rFonts w:ascii="Times New Roman" w:hAnsi="Times New Roman"/>
-          <w:sz w:val="20"/>
-          <w:szCs w:val="20"/>
-          <w:lang w:val="en-US"/>
-        </w:rPr>
-        <w:t xml:space="preserve"> – </w:t>
-      </w:r>
-      <w:r>
-        <w:rPr>
-          <w:rFonts w:ascii="Times New Roman" w:hAnsi="Times New Roman"/>
-          <w:sz w:val="20"/>
-          <w:szCs w:val="20"/>
-          <w:lang w:val="en-US" w:eastAsia="zh-CN"/>
-        </w:rPr>
-        <w:t>Sep 2026</w:t>
+        <w:t>2</w:t>
+      </w:r>
+      <w:r>
+        <w:rPr>
+          <w:rFonts w:ascii="Times New Roman" w:hAnsi="Times New Roman"/>
+          <w:sz w:val="20"/>
+          <w:szCs w:val="20"/>
+          <w:lang w:val="en-US"/>
+        </w:rPr>
+        <w:t>8</w:t>
+      </w:r>
+      <w:r>
+        <w:rPr>
+          <w:rFonts w:ascii="Times New Roman" w:hAnsi="Times New Roman"/>
+          <w:sz w:val="20"/>
+          <w:szCs w:val="20"/>
+          <w:lang w:val="en-US"/>
+        </w:rPr>
+        <w:t xml:space="preserve"> </w:t>
+      </w:r>
+      <w:r>
+        <w:rPr>
+          <w:rFonts w:ascii="Times New Roman" w:hAnsi="Times New Roman"/>
+          <w:sz w:val="20"/>
+          <w:szCs w:val="20"/>
+          <w:lang w:val="en-US"/>
+        </w:rPr>
+        <w:t xml:space="preserve">(expected) </w:t>
+      </w:r>
+      <w:r>
+        <w:rPr>
+          <w:rFonts w:ascii="Times New Roman" w:hAnsi="Times New Roman"/>
+          <w:sz w:val="20"/>
+          <w:szCs w:val="20"/>
+          <w:lang w:val="en-US"/>
+        </w:rPr>
+        <w:t xml:space="preserve">– </w:t>
+      </w:r>
+      <w:r>
+        <w:rPr>
+          <w:rFonts w:ascii="Times New Roman" w:hAnsi="Times New Roman"/>
+          <w:sz w:val="20"/>
+          <w:szCs w:val="20"/>
+          <w:lang w:val="en-US" w:eastAsia="zh-CN"/>
+        </w:rPr>
+        <w:t>Future</w:t>
       </w:r>
     </w:p>
     <w:p>
@@ -1799,30 +1835,39 @@
       </w:r>
       <w:r>
         <w:rPr>
-          <w:rFonts w:ascii="Times New Roman" w:hAnsi="Times New Roman" w:hint="eastAsia"/>
-          <w:sz w:val="20"/>
-          <w:szCs w:val="20"/>
-          <w:lang w:val="en-US" w:eastAsia="zh-CN"/>
-        </w:rPr>
-        <w:t>e</w:t>
-      </w:r>
-      <w:r>
-        <w:rPr>
-          <w:rFonts w:ascii="Times New Roman" w:hAnsi="Times New Roman"/>
-          <w:sz w:val="20"/>
-          <w:szCs w:val="20"/>
-          <w:lang w:val="en-US" w:eastAsia="zh-CN"/>
-        </w:rPr>
-        <w:t>d</w:t>
-      </w:r>
-      <w:r>
-        <w:rPr>
-          <w:rFonts w:ascii="Times New Roman" w:hAnsi="Times New Roman"/>
-          <w:sz w:val="20"/>
-          <w:szCs w:val="20"/>
-          <w:lang w:val="en-US"/>
-        </w:rPr>
-        <w:t xml:space="preserve"> AI agent for integrated circuit design.</w:t>
+          <w:rFonts w:ascii="Times New Roman" w:hAnsi="Times New Roman"/>
+          <w:sz w:val="20"/>
+          <w:szCs w:val="20"/>
+          <w:lang w:val="en-US" w:eastAsia="zh-CN"/>
+        </w:rPr>
+        <w:t xml:space="preserve"> novel </w:t>
+      </w:r>
+      <w:r>
+        <w:rPr>
+          <w:rFonts w:ascii="Times New Roman" w:hAnsi="Times New Roman"/>
+          <w:sz w:val="20"/>
+          <w:szCs w:val="20"/>
+          <w:lang w:val="en-US" w:eastAsia="zh-CN"/>
+        </w:rPr>
+        <w:t xml:space="preserve">AI </w:t>
+      </w:r>
+      <w:r>
+        <w:rPr>
+          <w:rFonts w:ascii="Times New Roman" w:hAnsi="Times New Roman"/>
+          <w:sz w:val="20"/>
+          <w:szCs w:val="20"/>
+          <w:lang w:val="en-US" w:eastAsia="zh-CN"/>
+        </w:rPr>
+        <w:t>algorithms for chip design</w:t>
+      </w:r>
+      <w:r>
+        <w:rPr>
+          <w:rFonts w:ascii="Times New Roman" w:hAnsi="Times New Roman"/>
+          <w:sz w:val="20"/>
+          <w:szCs w:val="20"/>
+          <w:lang w:val="en-US"/>
+        </w:rPr>
+        <w:t>.</w:t>
       </w:r>
     </w:p>
     <w:p>
@@ -1834,6 +1879,241 @@
         <w:spacing w:after="120" w:line="240" w:lineRule="auto"/>
         <w:rPr>
           <w:rFonts w:ascii="Times New Roman" w:hAnsi="Times New Roman"/>
+          <w:b/>
+          <w:sz w:val="20"/>
+          <w:szCs w:val="20"/>
+          <w:lang w:val="en-US"/>
+        </w:rPr>
+      </w:pPr>
+      <w:r>
+        <w:rPr>
+          <w:rFonts w:ascii="Times New Roman" w:hAnsi="Times New Roman"/>
+          <w:sz w:val="20"/>
+          <w:szCs w:val="20"/>
+          <w:lang w:val="en-US"/>
+        </w:rPr>
+        <w:t>Teach undergrad and graduate courses; mentor PhD student research.</w:t>
+      </w:r>
+    </w:p>
+    <w:p>
+      <w:pPr>
+        <w:tabs>
+          <w:tab w:val="right" w:pos="9720"/>
+        </w:tabs>
+        <w:spacing w:after="10" w:line="240" w:lineRule="auto"/>
+        <w:rPr>
+          <w:rFonts w:ascii="Times New Roman" w:hAnsi="Times New Roman"/>
+          <w:sz w:val="20"/>
+          <w:szCs w:val="20"/>
+          <w:lang w:val="en-US" w:eastAsia="zh-CN"/>
+        </w:rPr>
+      </w:pPr>
+      <w:r>
+        <w:rPr>
+          <w:rFonts w:ascii="Times New Roman" w:hAnsi="Times New Roman"/>
+          <w:b/>
+          <w:sz w:val="20"/>
+          <w:szCs w:val="20"/>
+          <w:lang w:val="en-US"/>
+        </w:rPr>
+        <w:t>Anthropic</w:t>
+      </w:r>
+      <w:r>
+        <w:rPr>
+          <w:rFonts w:ascii="Times New Roman" w:hAnsi="Times New Roman"/>
+          <w:sz w:val="20"/>
+          <w:szCs w:val="20"/>
+          <w:lang w:val="en-US"/>
+        </w:rPr>
+        <w:tab/>
+      </w:r>
+      <w:r>
+        <w:rPr>
+          <w:rFonts w:ascii="Times New Roman" w:hAnsi="Times New Roman"/>
+          <w:sz w:val="20"/>
+          <w:szCs w:val="20"/>
+          <w:lang w:val="en-US"/>
+        </w:rPr>
+        <w:t>San Francisco, USA</w:t>
+      </w:r>
+    </w:p>
+    <w:p>
+      <w:pPr>
+        <w:tabs>
+          <w:tab w:val="right" w:pos="9720"/>
+        </w:tabs>
+        <w:spacing w:after="10" w:line="240" w:lineRule="auto"/>
+        <w:rPr>
+          <w:rFonts w:ascii="Times New Roman" w:hAnsi="Times New Roman"/>
+          <w:sz w:val="20"/>
+          <w:szCs w:val="20"/>
+          <w:lang w:val="en-US" w:eastAsia="zh-CN"/>
+        </w:rPr>
+      </w:pPr>
+      <w:r>
+        <w:rPr>
+          <w:rFonts w:ascii="Times New Roman" w:hAnsi="Times New Roman"/>
+          <w:i/>
+          <w:iCs/>
+          <w:sz w:val="20"/>
+          <w:szCs w:val="20"/>
+          <w:lang w:val="en-US" w:eastAsia="zh-CN"/>
+        </w:rPr>
+        <w:t xml:space="preserve">STEM Fellow, </w:t>
+      </w:r>
+      <w:r>
+        <w:rPr>
+          <w:rFonts w:ascii="Times New Roman" w:hAnsi="Times New Roman"/>
+          <w:i/>
+          <w:iCs/>
+          <w:sz w:val="20"/>
+          <w:szCs w:val="20"/>
+          <w:lang w:val="en-US" w:eastAsia="zh-CN"/>
+        </w:rPr>
+        <w:t>Member of Technical Staff</w:t>
+      </w:r>
+      <w:r>
+        <w:rPr>
+          <w:rFonts w:ascii="Times New Roman" w:hAnsi="Times New Roman" w:hint="eastAsia"/>
+          <w:sz w:val="20"/>
+          <w:szCs w:val="20"/>
+          <w:lang w:val="en-US" w:eastAsia="zh-CN"/>
+        </w:rPr>
+        <w:tab/>
+      </w:r>
+      <w:r>
+        <w:rPr>
+          <w:rFonts w:ascii="Times New Roman" w:hAnsi="Times New Roman"/>
+          <w:sz w:val="20"/>
+          <w:szCs w:val="20"/>
+          <w:lang w:val="en-US" w:eastAsia="zh-CN"/>
+        </w:rPr>
+        <w:t>May</w:t>
+      </w:r>
+      <w:r>
+        <w:rPr>
+          <w:rFonts w:ascii="Times New Roman" w:hAnsi="Times New Roman"/>
+          <w:sz w:val="20"/>
+          <w:szCs w:val="20"/>
+          <w:lang w:val="en-US"/>
+        </w:rPr>
+        <w:t xml:space="preserve"> </w:t>
+      </w:r>
+      <w:r>
+        <w:rPr>
+          <w:rFonts w:ascii="Times New Roman" w:hAnsi="Times New Roman"/>
+          <w:sz w:val="20"/>
+          <w:szCs w:val="20"/>
+          <w:lang w:val="en-US"/>
+        </w:rPr>
+        <w:t>20</w:t>
+      </w:r>
+      <w:r>
+        <w:rPr>
+          <w:rFonts w:ascii="Times New Roman" w:hAnsi="Times New Roman"/>
+          <w:sz w:val="20"/>
+          <w:szCs w:val="20"/>
+          <w:lang w:val="en-US"/>
+        </w:rPr>
+        <w:t>26</w:t>
+      </w:r>
+      <w:r>
+        <w:rPr>
+          <w:rFonts w:ascii="Times New Roman" w:hAnsi="Times New Roman"/>
+          <w:sz w:val="20"/>
+          <w:szCs w:val="20"/>
+          <w:lang w:val="en-US"/>
+        </w:rPr>
+        <w:t xml:space="preserve"> – </w:t>
+      </w:r>
+      <w:r>
+        <w:rPr>
+          <w:rFonts w:ascii="Times New Roman" w:hAnsi="Times New Roman"/>
+          <w:sz w:val="20"/>
+          <w:szCs w:val="20"/>
+          <w:lang w:val="en-US" w:eastAsia="zh-CN"/>
+        </w:rPr>
+        <w:t>Sep 2026</w:t>
+      </w:r>
+    </w:p>
+    <w:p>
+      <w:pPr>
+        <w:numPr>
+          <w:ilvl w:val="0"/>
+          <w:numId w:val="1"/>
+        </w:numPr>
+        <w:spacing w:after="0" w:line="240" w:lineRule="auto"/>
+        <w:rPr>
+          <w:rFonts w:ascii="Times New Roman" w:hAnsi="Times New Roman"/>
+          <w:sz w:val="20"/>
+          <w:szCs w:val="20"/>
+          <w:lang w:val="en-US"/>
+        </w:rPr>
+      </w:pPr>
+      <w:r>
+        <w:rPr>
+          <w:rFonts w:ascii="Times New Roman" w:hAnsi="Times New Roman"/>
+          <w:sz w:val="20"/>
+          <w:szCs w:val="20"/>
+          <w:lang w:val="en-US"/>
+        </w:rPr>
+        <w:t>Develop</w:t>
+      </w:r>
+      <w:r>
+        <w:rPr>
+          <w:rFonts w:ascii="Times New Roman" w:hAnsi="Times New Roman" w:hint="eastAsia"/>
+          <w:sz w:val="20"/>
+          <w:szCs w:val="20"/>
+          <w:lang w:val="en-US" w:eastAsia="zh-CN"/>
+        </w:rPr>
+        <w:t>e</w:t>
+      </w:r>
+      <w:r>
+        <w:rPr>
+          <w:rFonts w:ascii="Times New Roman" w:hAnsi="Times New Roman"/>
+          <w:sz w:val="20"/>
+          <w:szCs w:val="20"/>
+          <w:lang w:val="en-US" w:eastAsia="zh-CN"/>
+        </w:rPr>
+        <w:t>d</w:t>
+      </w:r>
+      <w:r>
+        <w:rPr>
+          <w:rFonts w:ascii="Times New Roman" w:hAnsi="Times New Roman"/>
+          <w:sz w:val="20"/>
+          <w:szCs w:val="20"/>
+          <w:lang w:val="en-US"/>
+        </w:rPr>
+        <w:t xml:space="preserve"> AI agent for integrated circuit design</w:t>
+      </w:r>
+      <w:r>
+        <w:rPr>
+          <w:rFonts w:ascii="Times New Roman" w:hAnsi="Times New Roman"/>
+          <w:sz w:val="20"/>
+          <w:szCs w:val="20"/>
+          <w:lang w:val="en-US"/>
+        </w:rPr>
+        <w:t>, and more general STEM area</w:t>
+      </w:r>
+      <w:r>
+        <w:rPr>
+          <w:rFonts w:ascii="Times New Roman" w:hAnsi="Times New Roman"/>
+          <w:sz w:val="20"/>
+          <w:szCs w:val="20"/>
+          <w:lang w:val="en-US"/>
+        </w:rPr>
+        <w:t>.</w:t>
+      </w:r>
+    </w:p>
+    <w:p>
+      <w:pPr>
+        <w:numPr>
+          <w:ilvl w:val="0"/>
+          <w:numId w:val="1"/>
+        </w:numPr>
+        <w:spacing w:after="120" w:line="240" w:lineRule="auto"/>
+        <w:rPr>
+          <w:rFonts w:ascii="Times New Roman" w:hAnsi="Times New Roman"/>
           <w:sz w:val="20"/>
           <w:szCs w:val="20"/>
           <w:lang w:val="en-US"/>
@@ -1864,7 +2144,25 @@
           <w:szCs w:val="20"/>
           <w:lang w:val="en-US"/>
         </w:rPr>
-        <w:t xml:space="preserve"> internal frontier model performance on chip design.</w:t>
+        <w:t xml:space="preserve"> internal frontier model performance on chip design</w:t>
+      </w:r>
+      <w:r>
+        <w:rPr>
+          <w:rFonts w:ascii="Times New Roman" w:hAnsi="Times New Roman"/>
+          <w:sz w:val="20"/>
+          <w:szCs w:val="20"/>
+          <w:lang w:val="en-US"/>
+        </w:rPr>
+        <w:t>, focusing on mid/post-training</w:t>
+      </w:r>
+      <w:r>
+        <w:rPr>
+          <w:rFonts w:ascii="Times New Roman" w:hAnsi="Times New Roman"/>
+          <w:sz w:val="20"/>
+          <w:szCs w:val="20"/>
+          <w:lang w:val="en-US"/>
+        </w:rPr>
+        <w:t>.</w:t>
       </w:r>
     </w:p>
     <w:p>
@@ -3105,6 +3403,7 @@
           <w:szCs w:val="20"/>
           <w:lang w:val="en-US"/>
         </w:rPr>
+        <w:lastRenderedPageBreak/>
         <w:t>Southern Methodist University</w:t>
       </w:r>
       <w:r>
@@ -3386,7 +3685,6 @@
           <w:szCs w:val="20"/>
           <w:lang w:val="en-US" w:eastAsia="zh-CN"/>
         </w:rPr>
-        <w:lastRenderedPageBreak/>
         <w:t>Baidu</w:t>
       </w:r>
       <w:r>
@@ -7815,6 +8113,7 @@
           <w:sz w:val="20"/>
           <w:szCs w:val="20"/>
         </w:rPr>
+        <w:lastRenderedPageBreak/>
         <w:t xml:space="preserve">J. Shi, </w:t>
       </w:r>
       <w:r>
@@ -8237,16 +8536,7 @@
           <w:sz w:val="20"/>
           <w:szCs w:val="20"/>
         </w:rPr>
-        <w:t>RINT: Spatially-Decoupled Physics-Inspired Progressive Inverse Optimization for Scalable, PDE-</w:t>
-      </w:r>
-      <w:r>
-        <w:rPr>
-          <w:rFonts w:ascii="Times New Roman" w:hAnsi="Times New Roman"/>
-          <w:sz w:val="20"/>
-          <w:szCs w:val="20"/>
-        </w:rPr>
-        <w:lastRenderedPageBreak/>
-        <w:t>Constrained Meta-Optical Neural Network Training</w:t>
+        <w:t>RINT: Spatially-Decoupled Physics-Inspired Progressive Inverse Optimization for Scalable, PDE-Constrained Meta-Optical Neural Network Training</w:t>
       </w:r>
       <w:r>
         <w:rPr>
@@ -12988,6 +13278,7 @@
           <w:sz w:val="20"/>
           <w:szCs w:val="20"/>
         </w:rPr>
+        <w:lastRenderedPageBreak/>
         <w:t xml:space="preserve">Engineering </w:t>
       </w:r>
       <w:r>
@@ -13319,16 +13610,7 @@
           <w:sz w:val="20"/>
           <w:szCs w:val="20"/>
         </w:rPr>
-        <w:t xml:space="preserve">ith </w:t>
-      </w:r>
-      <w:r>
-        <w:rPr>
-          <w:rFonts w:ascii="Times New Roman" w:hAnsi="Times New Roman"/>
-          <w:sz w:val="20"/>
-          <w:szCs w:val="20"/>
-        </w:rPr>
-        <w:lastRenderedPageBreak/>
-        <w:t xml:space="preserve">Truncated Normal Distribution </w:t>
+        <w:t xml:space="preserve">ith Truncated Normal Distribution </w:t>
       </w:r>
       <w:r>
         <w:rPr>
@@ -17486,6 +17768,7 @@
           <w:szCs w:val="20"/>
           <w:lang w:val="en-US"/>
         </w:rPr>
+        <w:lastRenderedPageBreak/>
         <w:t>2</w:t>
       </w:r>
       <w:r>
@@ -17760,7 +18043,6 @@
           <w:szCs w:val="20"/>
           <w:lang w:val="en-US" w:eastAsia="zh-CN"/>
         </w:rPr>
-        <w:lastRenderedPageBreak/>
         <w:t xml:space="preserve">The </w:t>
       </w:r>
       <w:r>
